--- a/docs/formation/Proposition_volet_climatique_PF.docx
+++ b/docs/formation/Proposition_volet_climatique_PF.docx
@@ -36,6 +36,80 @@
           <w:color w:val="7A7A7A"/>
         </w:rPr>
         <w:t xml:space="preserve">Document de travail, à valider avant toute modification de l’outil. Les paramètres proposés sont des valeurs candidates.</w:t>
+      </w:r>
+    </w:p>
+    <w:p>
+      <w:pPr>
+        <w:pBdr>
+          <w:left w:val="single" w:color="E8790F" w:sz="18" w:space="8"/>
+        </w:pBdr>
+        <w:shd w:fill="FDEBD3" w:color="auto" w:val="clear"/>
+        <w:spacing w:after="200" w:before="120" w:line="300"/>
+        <w:ind w:left="160" w:right="160"/>
+      </w:pPr>
+      <w:r>
+        <w:rPr>
+          <w:b/>
+          <w:bCs/>
+          <w:color w:val="5A3A1E"/>
+        </w:rPr>
+        <w:t xml:space="preserve">État d’avancement (octobre 2026)</w:t>
+      </w:r>
+      <w:r>
+        <w:br/>
+        <w:t xml:space="preserve"/>
+      </w:r>
+      <w:r>
+        <w:rPr>
+          <w:b/>
+          <w:bCs/>
+        </w:rPr>
+        <w:t xml:space="preserve">Lot 1 : en service. </w:t>
+      </w:r>
+      <w:r>
+        <w:t xml:space="preserve">L’onglet Climat (bloc 14) de l’outil web collecte la fiche des aléas, les données de transition, le scénario climatique indicatif et exporte la fiche 2/W/2025, sans effet sur la note (P1, P2, P5 option a, P6, P7).</w:t>
+      </w:r>
+      <w:r>
+        <w:br/>
+        <w:t xml:space="preserve"/>
+      </w:r>
+      <w:r>
+        <w:rPr>
+          <w:b/>
+          <w:bCs/>
+        </w:rPr>
+        <w:t xml:space="preserve">Lot 2 : intégré, inactif. </w:t>
+      </w:r>
+      <w:r>
+        <w:t xml:space="preserve">Les règles (exposition déduite, C11 révisé, C16, C17, D9.5, scénario climatique dans N2) sont dans le moteur, derrière un paramètre inactif par défaut. Le dossier de validation, avec l’impact mesuré sur les 18 cas de test, est prêt pour le comité.</w:t>
+      </w:r>
+      <w:r>
+        <w:br/>
+        <w:t xml:space="preserve"/>
+      </w:r>
+      <w:r>
+        <w:rPr>
+          <w:b/>
+          <w:bCs/>
+        </w:rPr>
+        <w:t xml:space="preserve">Outil Excel : aligné. </w:t>
+      </w:r>
+      <w:r>
+        <w:t xml:space="preserve">La version 4 de l’outil Excel de référence intègre le volet climatique (lot 2 activable dans l’onglet Paramètres) ; la concordance web / Excel est vérifiée sur les 18 cas, lot 2 inactif et actif.</w:t>
+      </w:r>
+      <w:r>
+        <w:br/>
+        <w:t xml:space="preserve"/>
+      </w:r>
+      <w:r>
+        <w:rPr>
+          <w:b/>
+          <w:bCs/>
+        </w:rPr>
+        <w:t xml:space="preserve">Écart avec la présente proposition : </w:t>
+      </w:r>
+      <w:r>
+        <w:t xml:space="preserve">le plafond « C11 bis » est devenu C17, avec un seul déclencheur (au moins deux aléas élevés sans adaptation) ; voir P4.</w:t>
       </w:r>
     </w:p>
     <w:p>
@@ -2499,7 +2573,7 @@
                 <w:sz w:val="19"/>
                 <w:szCs w:val="19"/>
               </w:rPr>
-              <w:t xml:space="preserve">C11 bis (nouveau)</w:t>
+              <w:t xml:space="preserve">C17 (nouveau, anciennement C11 bis)</w:t>
             </w:r>
           </w:p>
         </w:tc>
@@ -2529,7 +2603,7 @@
                 <w:sz w:val="19"/>
                 <w:szCs w:val="19"/>
               </w:rPr>
-              <w:t xml:space="preserve">Au moins deux aléas pertinents élevés sans adaptation, ou un aléa élevé touchant directement la capacité de production (ex. ressource en eau)</w:t>
+              <w:t xml:space="preserve">Au moins deux aléas pertinents élevés sans adaptation financée</w:t>
             </w:r>
           </w:p>
         </w:tc>
@@ -2664,6 +2738,21 @@
       <w:pPr>
         <w:spacing w:after="120"/>
       </w:pPr>
+    </w:p>
+    <w:p>
+      <w:pPr>
+        <w:spacing w:after="140" w:line="300"/>
+      </w:pPr>
+      <w:r>
+        <w:rPr>
+          <w:i/>
+          <w:iCs/>
+          <w:color w:val="7A7A7A"/>
+          <w:sz w:val="19"/>
+          <w:szCs w:val="19"/>
+        </w:rPr>
+        <w:t xml:space="preserve">Simplification retenue : le second déclencheur envisagé pour C11 bis (« un aléa élevé touchant directement la capacité de production ») est écarté, faute de critère reproductible. Le plafond est numéroté C17, à la suite des plafonds existants.</w:t>
+      </w:r>
     </w:p>
     <w:p>
       <w:pPr>
@@ -3057,7 +3146,7 @@
                 <w:sz w:val="19"/>
                 <w:szCs w:val="19"/>
               </w:rPr>
-              <w:t xml:space="preserve">« Site élevé » déduit de la fiche, P3 (D9.4 / D9.5), P4 (C11 bis, C16), P5 option (b)</w:t>
+              <w:t xml:space="preserve">« Site élevé » déduit de la fiche, P3 (D9.4 / D9.5), P4 (C16, C17 — anciennement C11 bis), P5 option (b)</w:t>
             </w:r>
           </w:p>
         </w:tc>
@@ -3161,7 +3250,7 @@
         <w:t xml:space="preserve">Agro-industrie (olives) : </w:t>
       </w:r>
       <w:r>
-        <w:t xml:space="preserve">la sécheresse devient un aléa élevé ; sans plan d’adaptation (irrigation, contrats d’approvisionnement diversifiés), C11 limite la note à 6, et C11 bis à 5 si l’aléa touche directement l’approvisionnement.</w:t>
+        <w:t xml:space="preserve">la sécheresse devient un aléa élevé ; sans plan d’adaptation (irrigation, contrats d’approvisionnement diversifiés), C11 limite la note à 6. C17 (anciennement C11 bis) ne s’y ajoute pas : depuis la simplification, il exige au moins deux aléas élevés sans adaptation. Calcul confirmé : la note de l’huilerie passe de 8 à 6 (voir le dossier de validation du lot 2).</w:t>
       </w:r>
     </w:p>
     <w:p>
